--- a/Labs_and_others/Data_Analytics/Final_Exam_Assignment/solutions/report.docx
+++ b/Labs_and_others/Data_Analytics/Final_Exam_Assignment/solutions/report.docx
@@ -12,7 +12,7 @@
         <w:rPr>
           <w:lang w:val="en-US"/>
         </w:rPr>
-        <w:t>We had 30 sales from 10 customers, bringing in $11,309 total. I broke down the sales by category, region, and customer to see where we're doing well and where we can improve.</w:t>
+        <w:t>We had 30 sales from 10 customers, bringing in a total of $8,949.</w:t>
       </w:r>
     </w:p>
     <w:p>
@@ -32,7 +32,25 @@
         <w:rPr>
           <w:lang w:val="en-US"/>
         </w:rPr>
-        <w:t>Electronics are doing great, making up $8,410, or about 74.4% of all sales. Furniture's next at $2,320 (20.5%), but stationery is way behind at $579, just over 5%. Stuff like the Laptop Pro ($1,200 each) and the 27-inch Monitor ($300) are big sellers. Electronics are clearly what people are buying the most.</w:t>
+        <w:t>Category Performance:</w:t>
+      </w:r>
+      <w:r>
+        <w:rPr>
+          <w:lang w:val="en-US"/>
+        </w:rPr>
+        <w:br/>
+      </w:r>
+      <w:r>
+        <w:rPr>
+          <w:lang w:val="en-US"/>
+        </w:rPr>
+        <w:t>Electronics are our core driver, generating $6,610, or 73.9% of all revenue. Furniture follows at $1,970 (22.0%), while Stationery contributes $369 (4.1%). High-ticket items like the Laptop Pro ($1,200 each) and the 27-inch Monitor ($300) are our biggest sellers.</w:t>
+      </w:r>
+      <w:r>
+        <w:rPr>
+          <w:lang w:val="en-US"/>
+        </w:rPr>
+        <w:br/>
       </w:r>
     </w:p>
     <w:p>
@@ -41,6 +59,30 @@
           <w:lang w:val="en-US"/>
         </w:rPr>
       </w:pPr>
+      <w:r>
+        <w:rPr>
+          <w:lang w:val="en-US"/>
+        </w:rPr>
+        <w:t>Regional Analysis:</w:t>
+      </w:r>
+      <w:r>
+        <w:rPr>
+          <w:lang w:val="en-US"/>
+        </w:rPr>
+        <w:br/>
+      </w:r>
+      <w:r>
+        <w:rPr>
+          <w:lang w:val="en-US"/>
+        </w:rPr>
+        <w:t>The North region is our clear leader with $3,775 (42.2% of revenue). The South is second with $2,263 (25.3%), followed by the East at $1,921 (21.5%). The West region significantly lags behind at just $990 (11.1%), indicating a major opportunity for improvement through targeted marketing or sales effort</w:t>
+      </w:r>
+      <w:r>
+        <w:rPr>
+          <w:lang w:val="en-US"/>
+        </w:rPr>
+        <w:t>.</w:t>
+      </w:r>
     </w:p>
     <w:p>
       <w:pPr>
@@ -52,7 +94,25 @@
         <w:rPr>
           <w:lang w:val="en-US"/>
         </w:rPr>
-        <w:t>Region-wise, North is in first place with $3,395 (30%). South had $3,042 (about 26.9%), East was close behind with $2,882 (25.5%), but West really lagged with just $1,990 (17.6%). Maybe we could try some more marketing in the West to boost sales.</w:t>
+        <w:br/>
+      </w:r>
+      <w:r>
+        <w:rPr>
+          <w:lang w:val="en-US"/>
+        </w:rPr>
+        <w:t>Customer Insights:</w:t>
+      </w:r>
+      <w:r>
+        <w:rPr>
+          <w:lang w:val="en-US"/>
+        </w:rPr>
+        <w:br/>
+      </w:r>
+      <w:r>
+        <w:rPr>
+          <w:lang w:val="en-US"/>
+        </w:rPr>
+        <w:t>Our top customers are critical to our business. Customer C001 spent $2,745, accounting for 30.7% of our total. C002 spent $1,325 (14.8%), and C006 spent $1,311 (14.6%). Our top three customers alone generate 60.1% of our revenue, underscoring the importance of retaining them. The top 20% of customers (2 out of 10) drive 45.5% of our revenue.</w:t>
       </w:r>
     </w:p>
     <w:p>
@@ -72,7 +132,19 @@
         <w:rPr>
           <w:lang w:val="en-US"/>
         </w:rPr>
-        <w:t>Our top customers are key. Customer C001 spent $2,745, or 24.3% of our total. C002 spent $1,325 (11.7%), and C006 dropped $1,311 (11.6%). Then C007 at $1,030, and C009 spend at $498. C001 bought a bunch of our pricier electronics, like a few Laptop Pros and a Monitor. Our top three customers make up almost half our sales (47.6%), so taking care of them is super important. The top 20 percent, which is two customers, generate about 36% of our revenue.</w:t>
+        <w:t>Monthly Trend:</w:t>
+      </w:r>
+      <w:r>
+        <w:rPr>
+          <w:lang w:val="en-US"/>
+        </w:rPr>
+        <w:br/>
+      </w:r>
+      <w:r>
+        <w:rPr>
+          <w:lang w:val="en-US"/>
+        </w:rPr>
+        <w:t>January started at $2,666 in revenue. February saw a strong increase to $3,760 (up 41%), but March declined to $2,523 (down 33% from February). The quarterly average is approximately $2,983 per month. This indicates volatility rather than steady growth.</w:t>
       </w:r>
     </w:p>
     <w:p>
@@ -81,6 +153,36 @@
           <w:lang w:val="en-US"/>
         </w:rPr>
       </w:pPr>
+      <w:r>
+        <w:rPr>
+          <w:lang w:val="en-US"/>
+        </w:rPr>
+        <w:t>Product Highlights:</w:t>
+      </w:r>
+      <w:r>
+        <w:rPr>
+          <w:lang w:val="en-US"/>
+        </w:rPr>
+        <w:br/>
+      </w:r>
+      <w:r>
+        <w:rPr>
+          <w:lang w:val="en-US"/>
+        </w:rPr>
+        <w:t>The Laptop Pro was our top product with 4 units sold for $4,800 total. The 27-inch Monitor also sold 4 uni</w:t>
+      </w:r>
+      <w:r>
+        <w:rPr>
+          <w:lang w:val="en-US"/>
+        </w:rPr>
+        <w:t>t</w:t>
+      </w:r>
+      <w:r>
+        <w:rPr>
+          <w:lang w:val="en-US"/>
+        </w:rPr>
+        <w:t>s for $1,200, and the Standing Desk sold 3 units for $1,050.</w:t>
+      </w:r>
     </w:p>
     <w:p>
       <w:pPr>
@@ -92,47 +194,118 @@
         <w:rPr>
           <w:lang w:val="en-US"/>
         </w:rPr>
-        <w:t>Looking at the months, January was slow at $3,382. February jumped to $3,832 (up 13.3%), and March kept rising to $4,095 (up almost 7% from February). We're growing, averaging around $3,770 a month. The trend is going up, so people seem to want what we sell.</w:t>
+        <w:t>Strategic Recommendations:</w:t>
       </w:r>
     </w:p>
     <w:p>
       <w:pPr>
-        <w:rPr>
-          <w:lang w:val="en-US"/>
-        </w:rPr>
-      </w:pPr>
+        <w:ind w:left="708"/>
+        <w:rPr>
+          <w:lang w:val="en-US"/>
+        </w:rPr>
+      </w:pPr>
+      <w:r>
+        <w:rPr>
+          <w:lang w:val="en-US"/>
+        </w:rPr>
+        <w:t xml:space="preserve">Loyalty Program: </w:t>
+      </w:r>
+      <w:r>
+        <w:rPr>
+          <w:lang w:val="en-US"/>
+        </w:rPr>
+        <w:tab/>
+      </w:r>
+      <w:r>
+        <w:rPr>
+          <w:lang w:val="en-US"/>
+        </w:rPr>
+        <w:br/>
+      </w:r>
+      <w:r>
+        <w:rPr>
+          <w:lang w:val="en-US"/>
+        </w:rPr>
+        <w:t>Since three customers drive over 60% of revenue, implement a loyalty program for high spenders (e.g., over $1,000) with perks, dedicated support, and early access to new products to ensure retention.</w:t>
+      </w:r>
     </w:p>
     <w:p>
       <w:pPr>
-        <w:rPr>
-          <w:lang w:val="en-US"/>
-        </w:rPr>
-      </w:pPr>
-      <w:r>
-        <w:rPr>
-          <w:lang w:val="en-US"/>
-        </w:rPr>
-        <w:t>The Laptop Pro was our best-selling product with four units for $4,800 total. The 27-inch Monitor had four units sell, generating $1,200. Standing Desk, three unit sold made $1,050. Since electronics make up most of our revenue, it makes sense to focus on those.</w:t>
+        <w:ind w:left="708"/>
+        <w:rPr>
+          <w:lang w:val="en-US"/>
+        </w:rPr>
+      </w:pPr>
+      <w:r>
+        <w:rPr>
+          <w:lang w:val="en-US"/>
+        </w:rPr>
+        <w:t xml:space="preserve">Focus on the West: </w:t>
+      </w:r>
+      <w:r>
+        <w:rPr>
+          <w:lang w:val="en-US"/>
+        </w:rPr>
+        <w:br/>
+      </w:r>
+      <w:r>
+        <w:rPr>
+          <w:lang w:val="en-US"/>
+        </w:rPr>
+        <w:t>The West region represents only 11.1% of sales. Targeted advertising, promotions, or assigning a dedicated sales representative could help capture this underperforming market.</w:t>
       </w:r>
     </w:p>
     <w:p>
       <w:pPr>
-        <w:rPr>
-          <w:lang w:val="en-US"/>
-        </w:rPr>
-      </w:pPr>
+        <w:ind w:left="708"/>
+        <w:rPr>
+          <w:lang w:val="en-US"/>
+        </w:rPr>
+      </w:pPr>
+      <w:r>
+        <w:rPr>
+          <w:lang w:val="en-US"/>
+        </w:rPr>
+        <w:lastRenderedPageBreak/>
+        <w:t xml:space="preserve">Product Bundling: </w:t>
+      </w:r>
+      <w:r>
+        <w:rPr>
+          <w:lang w:val="en-US"/>
+        </w:rPr>
+        <w:br/>
+      </w:r>
+      <w:r>
+        <w:rPr>
+          <w:lang w:val="en-US"/>
+        </w:rPr>
+        <w:t>Capitalize on strong electronics sales by creating bundles (e.g., Laptop Pro + Monitor + USB-C Hub) to increase average order value.</w:t>
+      </w:r>
     </w:p>
     <w:p>
       <w:pPr>
-        <w:rPr>
-          <w:lang w:val="en-US"/>
-        </w:rPr>
-      </w:pPr>
-      <w:r>
-        <w:rPr>
-          <w:lang w:val="en-US"/>
-        </w:rPr>
-        <w:t>What I recommend is, since three customers bring in half the cash, we could start a loyalty program for those who spend over $1,000. Give them perks, better support, early access to new stuff, or discounts. It could keep C001, C002, and C006 coming back.</w:t>
+        <w:ind w:left="708"/>
+        <w:rPr>
+          <w:lang w:val="en-US"/>
+        </w:rPr>
+      </w:pPr>
+      <w:r>
+        <w:rPr>
+          <w:lang w:val="en-US"/>
+        </w:rPr>
+        <w:t xml:space="preserve">Address Volatility: </w:t>
+      </w:r>
+      <w:r>
+        <w:rPr>
+          <w:lang w:val="en-US"/>
+        </w:rPr>
+        <w:br/>
+      </w:r>
+      <w:r>
+        <w:rPr>
+          <w:lang w:val="en-US"/>
+        </w:rPr>
+        <w:t>Investigate the sharp sales drop in March to understand its cause (e.g., seasonal, competitive, internal) and develop strategies to stabilize monthly revenue.</w:t>
       </w:r>
     </w:p>
     <w:p>
@@ -152,68 +325,7 @@
         <w:rPr>
           <w:lang w:val="en-US"/>
         </w:rPr>
-        <w:t>The West region is low at 17.6% compared to the North's 30%. Maybe we can try targeted ads or some salespeople in that area. If they improved sales by a bit, it could add another $1,000 in sales each quarter.</w:t>
-      </w:r>
-    </w:p>
-    <w:p>
-      <w:pPr>
-        <w:rPr>
-          <w:lang w:val="en-US"/>
-        </w:rPr>
-      </w:pPr>
-    </w:p>
-    <w:p>
-      <w:pPr>
-        <w:rPr>
-          <w:lang w:val="en-US"/>
-        </w:rPr>
-      </w:pPr>
-      <w:r>
-        <w:rPr>
-          <w:lang w:val="en-US"/>
-        </w:rPr>
-        <w:lastRenderedPageBreak/>
-        <w:t>And since electronics sell so well, let's keep pushing them. We could try selling stuff together, like a USB-C Hub or mouse with a Laptop Pro, to rake in bigger sales.</w:t>
-      </w:r>
-    </w:p>
-    <w:p>
-      <w:pPr>
-        <w:rPr>
-          <w:lang w:val="en-US"/>
-        </w:rPr>
-      </w:pPr>
-    </w:p>
-    <w:p>
-      <w:pPr>
-        <w:rPr>
-          <w:lang w:val="en-US"/>
-        </w:rPr>
-      </w:pPr>
-      <w:r>
-        <w:rPr>
-          <w:lang w:val="en-US"/>
-        </w:rPr>
-        <w:t>Basically, Q1 was good, growing in electronics. North is our strongest, but we have chances to grow in the West. Keeping the big customers happy and reaching to regions should get better results.</w:t>
-      </w:r>
-    </w:p>
-    <w:p>
-      <w:pPr>
-        <w:rPr>
-          <w:lang w:val="en-US"/>
-        </w:rPr>
-      </w:pPr>
-    </w:p>
-    <w:p>
-      <w:pPr>
-        <w:rPr>
-          <w:lang w:val="en-US"/>
-        </w:rPr>
-      </w:pPr>
-      <w:r>
-        <w:rPr>
-          <w:lang w:val="en-US"/>
-        </w:rPr>
-        <w:t>To sum up: January to March, 30 sales, 10 customers, and $11,309 in revenue.</w:t>
+        <w:t>In summary, Q1 performance was anchored by strong electronics sales and dominant customers in the North region. Our immediate opportunities are to secure our revenue base by focusing on top clients, aggressively grow in the weak West region, and work to stabilize monthly sales trends.</w:t>
       </w:r>
     </w:p>
     <w:sectPr>
@@ -455,6 +567,155 @@
     </w:lvl>
   </w:abstractNum>
   <w:abstractNum w:abstractNumId="2" w15:restartNumberingAfterBreak="0">
+    <w:nsid w:val="31D03AEE"/>
+    <w:multiLevelType w:val="multilevel"/>
+    <w:tmpl w:val="DBD86D58"/>
+    <w:lvl w:ilvl="0">
+      <w:start w:val="1"/>
+      <w:numFmt w:val="bullet"/>
+      <w:lvlText w:val=""/>
+      <w:lvlJc w:val="left"/>
+      <w:pPr>
+        <w:tabs>
+          <w:tab w:val="num" w:pos="720"/>
+        </w:tabs>
+        <w:ind w:left="720" w:hanging="360"/>
+      </w:pPr>
+      <w:rPr>
+        <w:rFonts w:ascii="Symbol" w:hAnsi="Symbol" w:hint="default"/>
+        <w:sz w:val="20"/>
+      </w:rPr>
+    </w:lvl>
+    <w:lvl w:ilvl="1" w:tentative="1">
+      <w:start w:val="1"/>
+      <w:numFmt w:val="bullet"/>
+      <w:lvlText w:val="o"/>
+      <w:lvlJc w:val="left"/>
+      <w:pPr>
+        <w:tabs>
+          <w:tab w:val="num" w:pos="1440"/>
+        </w:tabs>
+        <w:ind w:left="1440" w:hanging="360"/>
+      </w:pPr>
+      <w:rPr>
+        <w:rFonts w:ascii="Courier New" w:hAnsi="Courier New" w:hint="default"/>
+        <w:sz w:val="20"/>
+      </w:rPr>
+    </w:lvl>
+    <w:lvl w:ilvl="2" w:tentative="1">
+      <w:start w:val="1"/>
+      <w:numFmt w:val="bullet"/>
+      <w:lvlText w:val=""/>
+      <w:lvlJc w:val="left"/>
+      <w:pPr>
+        <w:tabs>
+          <w:tab w:val="num" w:pos="2160"/>
+        </w:tabs>
+        <w:ind w:left="2160" w:hanging="360"/>
+      </w:pPr>
+      <w:rPr>
+        <w:rFonts w:ascii="Wingdings" w:hAnsi="Wingdings" w:hint="default"/>
+        <w:sz w:val="20"/>
+      </w:rPr>
+    </w:lvl>
+    <w:lvl w:ilvl="3" w:tentative="1">
+      <w:start w:val="1"/>
+      <w:numFmt w:val="bullet"/>
+      <w:lvlText w:val=""/>
+      <w:lvlJc w:val="left"/>
+      <w:pPr>
+        <w:tabs>
+          <w:tab w:val="num" w:pos="2880"/>
+        </w:tabs>
+        <w:ind w:left="2880" w:hanging="360"/>
+      </w:pPr>
+      <w:rPr>
+        <w:rFonts w:ascii="Wingdings" w:hAnsi="Wingdings" w:hint="default"/>
+        <w:sz w:val="20"/>
+      </w:rPr>
+    </w:lvl>
+    <w:lvl w:ilvl="4" w:tentative="1">
+      <w:start w:val="1"/>
+      <w:numFmt w:val="bullet"/>
+      <w:lvlText w:val=""/>
+      <w:lvlJc w:val="left"/>
+      <w:pPr>
+        <w:tabs>
+          <w:tab w:val="num" w:pos="3600"/>
+        </w:tabs>
+        <w:ind w:left="3600" w:hanging="360"/>
+      </w:pPr>
+      <w:rPr>
+        <w:rFonts w:ascii="Wingdings" w:hAnsi="Wingdings" w:hint="default"/>
+        <w:sz w:val="20"/>
+      </w:rPr>
+    </w:lvl>
+    <w:lvl w:ilvl="5" w:tentative="1">
+      <w:start w:val="1"/>
+      <w:numFmt w:val="bullet"/>
+      <w:lvlText w:val=""/>
+      <w:lvlJc w:val="left"/>
+      <w:pPr>
+        <w:tabs>
+          <w:tab w:val="num" w:pos="4320"/>
+        </w:tabs>
+        <w:ind w:left="4320" w:hanging="360"/>
+      </w:pPr>
+      <w:rPr>
+        <w:rFonts w:ascii="Wingdings" w:hAnsi="Wingdings" w:hint="default"/>
+        <w:sz w:val="20"/>
+      </w:rPr>
+    </w:lvl>
+    <w:lvl w:ilvl="6" w:tentative="1">
+      <w:start w:val="1"/>
+      <w:numFmt w:val="bullet"/>
+      <w:lvlText w:val=""/>
+      <w:lvlJc w:val="left"/>
+      <w:pPr>
+        <w:tabs>
+          <w:tab w:val="num" w:pos="5040"/>
+        </w:tabs>
+        <w:ind w:left="5040" w:hanging="360"/>
+      </w:pPr>
+      <w:rPr>
+        <w:rFonts w:ascii="Wingdings" w:hAnsi="Wingdings" w:hint="default"/>
+        <w:sz w:val="20"/>
+      </w:rPr>
+    </w:lvl>
+    <w:lvl w:ilvl="7" w:tentative="1">
+      <w:start w:val="1"/>
+      <w:numFmt w:val="bullet"/>
+      <w:lvlText w:val=""/>
+      <w:lvlJc w:val="left"/>
+      <w:pPr>
+        <w:tabs>
+          <w:tab w:val="num" w:pos="5760"/>
+        </w:tabs>
+        <w:ind w:left="5760" w:hanging="360"/>
+      </w:pPr>
+      <w:rPr>
+        <w:rFonts w:ascii="Wingdings" w:hAnsi="Wingdings" w:hint="default"/>
+        <w:sz w:val="20"/>
+      </w:rPr>
+    </w:lvl>
+    <w:lvl w:ilvl="8" w:tentative="1">
+      <w:start w:val="1"/>
+      <w:numFmt w:val="bullet"/>
+      <w:lvlText w:val=""/>
+      <w:lvlJc w:val="left"/>
+      <w:pPr>
+        <w:tabs>
+          <w:tab w:val="num" w:pos="6480"/>
+        </w:tabs>
+        <w:ind w:left="6480" w:hanging="360"/>
+      </w:pPr>
+      <w:rPr>
+        <w:rFonts w:ascii="Wingdings" w:hAnsi="Wingdings" w:hint="default"/>
+        <w:sz w:val="20"/>
+      </w:rPr>
+    </w:lvl>
+  </w:abstractNum>
+  <w:abstractNum w:abstractNumId="3" w15:restartNumberingAfterBreak="0">
     <w:nsid w:val="42C70895"/>
     <w:multiLevelType w:val="multilevel"/>
     <w:tmpl w:val="DA3CE310"/>
@@ -568,13 +829,16 @@
     </w:lvl>
   </w:abstractNum>
   <w:num w:numId="1" w16cid:durableId="1273585570">
-    <w:abstractNumId w:val="2"/>
+    <w:abstractNumId w:val="3"/>
   </w:num>
   <w:num w:numId="2" w16cid:durableId="894242785">
     <w:abstractNumId w:val="1"/>
   </w:num>
   <w:num w:numId="3" w16cid:durableId="1899440272">
     <w:abstractNumId w:val="0"/>
+  </w:num>
+  <w:num w:numId="4" w16cid:durableId="663507884">
+    <w:abstractNumId w:val="2"/>
   </w:num>
 </w:numbering>
 </file>
